--- a/DB_assignment_2.docx
+++ b/DB_assignment_2.docx
@@ -13,8 +13,16 @@
         <w:rPr>
           <w:lang w:val="en-US"/>
         </w:rPr>
-        <w:t>Database Technologies- Assignment 1</w:t>
-      </w:r>
+        <w:t>Dat</w:t>
+      </w:r>
+      <w:r>
+        <w:rPr>
+          <w:lang w:val="en-US"/>
+        </w:rPr>
+        <w:t>abase Technologies- Assignment 2</w:t>
+      </w:r>
+      <w:bookmarkStart w:id="0" w:name="_GoBack"/>
+      <w:bookmarkEnd w:id="0"/>
     </w:p>
     <w:p>
       <w:r>
@@ -27,13 +35,8 @@
       </w:r>
     </w:p>
     <w:p>
-      <w:proofErr w:type="spellStart"/>
-      <w:r>
-        <w:t>Ans</w:t>
-      </w:r>
-      <w:proofErr w:type="spellEnd"/>
-      <w:r>
-        <w:t>:</w:t>
+      <w:r>
+        <w:t>Ans:</w:t>
       </w:r>
     </w:p>
     <w:p>
@@ -148,15 +151,7 @@
     <w:p>
       <w:r>
         <w:lastRenderedPageBreak/>
-        <w:t xml:space="preserve">3. Write a query that will produce the </w:t>
-      </w:r>
-      <w:proofErr w:type="spellStart"/>
-      <w:r>
-        <w:t>snum</w:t>
-      </w:r>
-      <w:proofErr w:type="spellEnd"/>
-      <w:r>
-        <w:t xml:space="preserve"> values of all salespeople from the Orders table (with the duplicate values suppressed).</w:t>
+        <w:t>3. Write a query that will produce the snum values of all salespeople from the Orders table (with the duplicate values suppressed).</w:t>
       </w:r>
     </w:p>
     <w:p/>
@@ -211,7 +206,6 @@
     </w:p>
     <w:p/>
     <w:p>
-      <w:proofErr w:type="gramStart"/>
       <w:r>
         <w:t>4</w:t>
       </w:r>
@@ -219,19 +213,7 @@
         <w:t xml:space="preserve"> </w:t>
       </w:r>
       <w:r>
-        <w:t>.</w:t>
-      </w:r>
-      <w:proofErr w:type="gramEnd"/>
-      <w:r>
-        <w:t xml:space="preserve"> Write a query that will display all the orders for amount more than </w:t>
-      </w:r>
-      <w:proofErr w:type="spellStart"/>
-      <w:r>
-        <w:t>Rs</w:t>
-      </w:r>
-      <w:proofErr w:type="spellEnd"/>
-      <w:r>
-        <w:t>. 1,000.</w:t>
+        <w:t>. Write a query that will display all the orders for amount more than Rs. 1,000.</w:t>
       </w:r>
     </w:p>
     <w:p>
@@ -397,46 +379,12 @@
     <w:p/>
     <w:p>
       <w:r>
-        <w:t>7. What will be the output from the following query? Select * from Orders where (</w:t>
-      </w:r>
-      <w:proofErr w:type="spellStart"/>
-      <w:r>
-        <w:t>amt</w:t>
-      </w:r>
-      <w:proofErr w:type="spellEnd"/>
-      <w:r>
-        <w:t xml:space="preserve"> &lt; 1000 OR NOT (</w:t>
-      </w:r>
-      <w:proofErr w:type="spellStart"/>
-      <w:r>
-        <w:t>odate</w:t>
-      </w:r>
-      <w:proofErr w:type="spellEnd"/>
-      <w:r>
-        <w:t xml:space="preserve"> = ‘1990-10- 03’ </w:t>
-      </w:r>
-      <w:bookmarkStart w:id="0" w:name="_GoBack"/>
-      <w:bookmarkEnd w:id="0"/>
-      <w:r>
-        <w:t xml:space="preserve">AND </w:t>
-      </w:r>
-      <w:proofErr w:type="spellStart"/>
-      <w:r>
-        <w:t>cnum</w:t>
-      </w:r>
-      <w:proofErr w:type="spellEnd"/>
-      <w:r>
-        <w:t xml:space="preserve"> &gt; 2003));</w:t>
-      </w:r>
-    </w:p>
-    <w:p>
-      <w:proofErr w:type="spellStart"/>
-      <w:r>
-        <w:t>Ans</w:t>
-      </w:r>
-      <w:proofErr w:type="spellEnd"/>
-      <w:r>
-        <w:t xml:space="preserve">:  </w:t>
+        <w:t>7. What will be the output from the following query? Select * from Orders where (amt &lt; 1000 OR NOT (odate = ‘1990-10- 03’ AND cnum &gt; 2003));</w:t>
+      </w:r>
+    </w:p>
+    <w:p>
+      <w:r>
+        <w:t xml:space="preserve">Ans:  </w:t>
       </w:r>
       <w:r>
         <w:rPr>
@@ -478,71 +426,37 @@
         </w:rPr>
         <w:t xml:space="preserve"> with </w:t>
       </w:r>
-      <w:proofErr w:type="spellStart"/>
       <w:r>
         <w:rPr>
           <w:rStyle w:val="HTMLCode"/>
           <w:rFonts w:ascii="Calibri" w:eastAsiaTheme="minorHAnsi" w:hAnsi="Calibri" w:cs="Calibri"/>
         </w:rPr>
-        <w:t>cnum</w:t>
-      </w:r>
-      <w:proofErr w:type="spellEnd"/>
+        <w:t>cnum &gt; 2003</w:t>
+      </w:r>
+      <w:r>
+        <w:rPr>
+          <w:rFonts w:ascii="Calibri" w:hAnsi="Calibri" w:cs="Calibri"/>
+        </w:rPr>
+        <w:t xml:space="preserve"> and </w:t>
+      </w:r>
       <w:r>
         <w:rPr>
           <w:rStyle w:val="HTMLCode"/>
           <w:rFonts w:ascii="Calibri" w:eastAsiaTheme="minorHAnsi" w:hAnsi="Calibri" w:cs="Calibri"/>
         </w:rPr>
-        <w:t xml:space="preserve"> &gt; 2003</w:t>
+        <w:t>amt &gt;= 1000</w:t>
       </w:r>
       <w:r>
         <w:rPr>
           <w:rFonts w:ascii="Calibri" w:hAnsi="Calibri" w:cs="Calibri"/>
         </w:rPr>
-        <w:t xml:space="preserve"> and </w:t>
-      </w:r>
-      <w:proofErr w:type="spellStart"/>
-      <w:r>
-        <w:rPr>
-          <w:rStyle w:val="HTMLCode"/>
-          <w:rFonts w:ascii="Calibri" w:eastAsiaTheme="minorHAnsi" w:hAnsi="Calibri" w:cs="Calibri"/>
-        </w:rPr>
-        <w:t>amt</w:t>
-      </w:r>
-      <w:proofErr w:type="spellEnd"/>
-      <w:r>
-        <w:rPr>
-          <w:rStyle w:val="HTMLCode"/>
-          <w:rFonts w:ascii="Calibri" w:eastAsiaTheme="minorHAnsi" w:hAnsi="Calibri" w:cs="Calibri"/>
-        </w:rPr>
-        <w:t xml:space="preserve"> &gt;= 1000</w:t>
-      </w:r>
-      <w:r>
-        <w:rPr>
-          <w:rFonts w:ascii="Calibri" w:hAnsi="Calibri" w:cs="Calibri"/>
-        </w:rPr>
         <w:t>.</w:t>
       </w:r>
     </w:p>
     <w:p/>
     <w:p>
       <w:r>
-        <w:t>8. What will be the output of the following query? Select * from Orders where NOT (</w:t>
-      </w:r>
-      <w:proofErr w:type="spellStart"/>
-      <w:r>
-        <w:t>odate</w:t>
-      </w:r>
-      <w:proofErr w:type="spellEnd"/>
-      <w:r>
-        <w:t xml:space="preserve"> = ‘1990-10-03’ OR </w:t>
-      </w:r>
-      <w:proofErr w:type="spellStart"/>
-      <w:r>
-        <w:t>snum</w:t>
-      </w:r>
-      <w:proofErr w:type="spellEnd"/>
-      <w:r>
-        <w:t xml:space="preserve"> &gt;1006) </w:t>
+        <w:t xml:space="preserve">8. What will be the output of the following query? Select * from Orders where NOT (odate = ‘1990-10-03’ OR snum &gt;1006) </w:t>
       </w:r>
     </w:p>
     <w:p>
@@ -551,13 +465,8 @@
           <w:rFonts w:cstheme="minorHAnsi"/>
         </w:rPr>
       </w:pPr>
-      <w:proofErr w:type="spellStart"/>
-      <w:r>
-        <w:t>Ans</w:t>
-      </w:r>
-      <w:proofErr w:type="spellEnd"/>
-      <w:r>
-        <w:t xml:space="preserve">:  </w:t>
+      <w:r>
+        <w:t xml:space="preserve">Ans:  </w:t>
       </w:r>
       <w:r>
         <w:rPr>
@@ -585,25 +494,7 @@
           <w:rFonts w:cstheme="minorHAnsi"/>
           <w:b w:val="0"/>
         </w:rPr>
-        <w:t xml:space="preserve">salespeople with </w:t>
-      </w:r>
-      <w:proofErr w:type="spellStart"/>
-      <w:r>
-        <w:rPr>
-          <w:rStyle w:val="Strong"/>
-          <w:rFonts w:cstheme="minorHAnsi"/>
-          <w:b w:val="0"/>
-        </w:rPr>
-        <w:t>snum</w:t>
-      </w:r>
-      <w:proofErr w:type="spellEnd"/>
-      <w:r>
-        <w:rPr>
-          <w:rStyle w:val="Strong"/>
-          <w:rFonts w:cstheme="minorHAnsi"/>
-          <w:b w:val="0"/>
-        </w:rPr>
-        <w:t xml:space="preserve"> ≤ 1006</w:t>
+        <w:t>salespeople with snum ≤ 1006</w:t>
       </w:r>
       <w:r>
         <w:rPr>
@@ -616,79 +507,13 @@
     <w:p/>
     <w:p>
       <w:r>
-        <w:t xml:space="preserve">9. What is a simpler way to write this query? Select </w:t>
-      </w:r>
-      <w:proofErr w:type="spellStart"/>
-      <w:r>
-        <w:t>snum</w:t>
-      </w:r>
-      <w:proofErr w:type="spellEnd"/>
-      <w:r>
-        <w:t xml:space="preserve">, </w:t>
-      </w:r>
-      <w:proofErr w:type="spellStart"/>
-      <w:r>
-        <w:t>sname</w:t>
-      </w:r>
-      <w:proofErr w:type="spellEnd"/>
-      <w:r>
-        <w:t xml:space="preserve">, city, </w:t>
-      </w:r>
-      <w:proofErr w:type="spellStart"/>
-      <w:r>
-        <w:t>comm</w:t>
-      </w:r>
-      <w:proofErr w:type="spellEnd"/>
-      <w:r>
-        <w:t xml:space="preserve"> from Salespeople Where (</w:t>
-      </w:r>
-      <w:proofErr w:type="spellStart"/>
-      <w:r>
-        <w:t>comm</w:t>
-      </w:r>
-      <w:proofErr w:type="spellEnd"/>
-      <w:r>
-        <w:t xml:space="preserve"> &gt;= .12 AND </w:t>
-      </w:r>
-      <w:proofErr w:type="spellStart"/>
-      <w:r>
-        <w:t>comm</w:t>
-      </w:r>
-      <w:proofErr w:type="spellEnd"/>
-      <w:r>
-        <w:t xml:space="preserve"> &lt;= .14);</w:t>
-      </w:r>
-    </w:p>
-    <w:p>
-      <w:proofErr w:type="spellStart"/>
-      <w:r>
-        <w:t>Ans</w:t>
-      </w:r>
-      <w:proofErr w:type="spellEnd"/>
-      <w:r>
-        <w:t xml:space="preserve">:  We can use BETWEEN </w:t>
-      </w:r>
-      <w:proofErr w:type="spellStart"/>
-      <w:r>
-        <w:t>claus</w:t>
-      </w:r>
-      <w:proofErr w:type="spellEnd"/>
-      <w:r>
-        <w:t xml:space="preserve"> because we want </w:t>
-      </w:r>
-      <w:proofErr w:type="spellStart"/>
-      <w:r>
-        <w:t>commisson</w:t>
-      </w:r>
-      <w:proofErr w:type="spellEnd"/>
-      <w:r>
-        <w:t xml:space="preserve"> between 0.12 to </w:t>
-      </w:r>
-      <w:proofErr w:type="gramStart"/>
-      <w:r>
-        <w:t>0.14 .</w:t>
-      </w:r>
-      <w:proofErr w:type="gramEnd"/>
+        <w:t>9. What is a simpler way to write this query? Select snum, sname, city, comm from Salespeople Where (comm &gt;= .12 AND comm &lt;= .14);</w:t>
+      </w:r>
+    </w:p>
+    <w:p>
+      <w:r>
+        <w:t>Ans:  We can use BETWEEN claus because we want commisson between 0.12 to 0.14 .</w:t>
+      </w:r>
     </w:p>
     <w:p>
       <w:pPr>
@@ -701,92 +526,63 @@
         <w:t>SELECT</w:t>
       </w:r>
       <w:r>
+        <w:t xml:space="preserve"> snum, sname, city, comm</w:t>
+      </w:r>
+      <w:r>
+        <w:br/>
+      </w:r>
+      <w:r>
+        <w:rPr>
+          <w:rStyle w:val="8"/>
+        </w:rPr>
+        <w:t>FROM</w:t>
+      </w:r>
+      <w:r>
+        <w:t xml:space="preserve"> Salespeople</w:t>
+      </w:r>
+      <w:r>
+        <w:br/>
+      </w:r>
+      <w:r>
+        <w:rPr>
+          <w:rStyle w:val="8"/>
+        </w:rPr>
+        <w:t>WHERE</w:t>
+      </w:r>
+      <w:r>
+        <w:t xml:space="preserve"> comm </w:t>
+      </w:r>
+      <w:r>
+        <w:rPr>
+          <w:rStyle w:val="8"/>
+        </w:rPr>
+        <w:t>BETWEEN</w:t>
+      </w:r>
+      <w:r>
         <w:t xml:space="preserve"> </w:t>
       </w:r>
-      <w:proofErr w:type="spellStart"/>
-      <w:r>
-        <w:t>snum</w:t>
-      </w:r>
-      <w:proofErr w:type="spellEnd"/>
-      <w:r>
-        <w:t xml:space="preserve">, </w:t>
-      </w:r>
-      <w:proofErr w:type="spellStart"/>
-      <w:r>
-        <w:t>sname</w:t>
-      </w:r>
-      <w:proofErr w:type="spellEnd"/>
-      <w:r>
-        <w:t xml:space="preserve">, city, </w:t>
-      </w:r>
-      <w:proofErr w:type="spellStart"/>
-      <w:r>
-        <w:t>comm</w:t>
-      </w:r>
-      <w:proofErr w:type="spellEnd"/>
-      <w:r>
-        <w:br/>
+      <w:r>
+        <w:rPr>
+          <w:rStyle w:val="b"/>
+        </w:rPr>
+        <w:t>0.12</w:t>
+      </w:r>
+      <w:r>
+        <w:t xml:space="preserve"> </w:t>
       </w:r>
       <w:r>
         <w:rPr>
           <w:rStyle w:val="8"/>
         </w:rPr>
-        <w:t>FROM</w:t>
-      </w:r>
-      <w:r>
-        <w:t xml:space="preserve"> Salespeople</w:t>
-      </w:r>
-      <w:r>
-        <w:br/>
-      </w:r>
-      <w:r>
-        <w:rPr>
-          <w:rStyle w:val="8"/>
-        </w:rPr>
-        <w:t>WHERE</w:t>
+        <w:t>AND</w:t>
       </w:r>
       <w:r>
         <w:t xml:space="preserve"> </w:t>
       </w:r>
-      <w:proofErr w:type="spellStart"/>
-      <w:r>
-        <w:t>comm</w:t>
-      </w:r>
-      <w:proofErr w:type="spellEnd"/>
-      <w:r>
-        <w:t xml:space="preserve"> </w:t>
-      </w:r>
-      <w:r>
-        <w:rPr>
-          <w:rStyle w:val="8"/>
-        </w:rPr>
-        <w:t>BETWEEN</w:t>
-      </w:r>
-      <w:r>
-        <w:t xml:space="preserve"> </w:t>
-      </w:r>
       <w:r>
         <w:rPr>
           <w:rStyle w:val="b"/>
         </w:rPr>
-        <w:t>0.12</w:t>
-      </w:r>
-      <w:r>
-        <w:t xml:space="preserve"> </w:t>
-      </w:r>
-      <w:r>
-        <w:rPr>
-          <w:rStyle w:val="8"/>
-        </w:rPr>
-        <w:t>AND</w:t>
-      </w:r>
-      <w:r>
-        <w:t xml:space="preserve"> </w:t>
-      </w:r>
-      <w:r>
-        <w:rPr>
-          <w:rStyle w:val="b"/>
-        </w:rPr>
         <w:t>0.14</w:t>
       </w:r>
       <w:r>
@@ -799,26 +595,13 @@
       </w:r>
     </w:p>
     <w:p>
-      <w:proofErr w:type="spellStart"/>
-      <w:r>
-        <w:t>Ans</w:t>
-      </w:r>
-      <w:proofErr w:type="spellEnd"/>
-      <w:r>
-        <w:t>:  SELECT * FROM Orders</w:t>
-      </w:r>
-    </w:p>
-    <w:p>
-      <w:r>
-        <w:t xml:space="preserve">          WHERE </w:t>
-      </w:r>
-      <w:proofErr w:type="spellStart"/>
-      <w:r>
-        <w:t>amt</w:t>
-      </w:r>
-      <w:proofErr w:type="spellEnd"/>
-      <w:r>
-        <w:t>&lt;100;</w:t>
+      <w:r>
+        <w:t>Ans:  SELECT * FROM Orders</w:t>
+      </w:r>
+    </w:p>
+    <w:p>
+      <w:r>
+        <w:t xml:space="preserve">          WHERE amt&lt;100;</w:t>
       </w:r>
     </w:p>
     <w:p/>
